--- a/honorar_abrechner/vorlagen/brief_vorlage.docx
+++ b/honorar_abrechner/vorlagen/brief_vorlage.docx
@@ -168,9 +168,383 @@
         </w:sectPr>
       </w:pPr>
     </w:p>
+    <w:tbl>
+      <w:tblPr>
+        <w:tblStyle w:val="TableGrid"/>
+        <w:jc w:val="center"/>
+        <w:tblLayout w:type="fixed"/>
+        <w:tblLook w:firstColumn="1" w:firstRow="1" w:lastColumn="0" w:lastRow="0" w:noHBand="0" w:noVBand="1" w:val="04A0"/>
+        <w:tblW w:type="dxa" w:w="14117"/>
+      </w:tblPr>
+      <w:tblGrid>
+        <w:gridCol w:w="4309"/>
+        <w:gridCol w:w="1134"/>
+        <w:gridCol w:w="1247"/>
+        <w:gridCol w:w="1304"/>
+        <w:gridCol w:w="1644"/>
+        <w:gridCol w:w="1701"/>
+        <w:gridCol w:w="1531"/>
+        <w:gridCol w:w="1247"/>
+      </w:tblGrid>
+      <w:tr>
+        <w:trPr>
+          <w:tblHeader w:val="true"/>
+        </w:trPr>
+        <w:tc>
+          <w:tcPr>
+            <w:tcW w:type="dxa" w:w="4309"/>
+            <w:vAlign w:val="center"/>
+          </w:tcPr>
+          <w:p>
+            <w:pPr>
+              <w:spacing w:before="40" w:after="40"/>
+              <w:jc w:val="center"/>
+            </w:pPr>
+            <w:r/>
+            <w:r>
+              <w:rPr>
+                <w:rFonts w:ascii="Arial" w:hAnsi="Arial"/>
+                <w:b/>
+                <w:sz w:val="18"/>
+              </w:rPr>
+              <w:t>Titel</w:t>
+            </w:r>
+          </w:p>
+        </w:tc>
+        <w:tc>
+          <w:tcPr>
+            <w:tcW w:type="dxa" w:w="1134"/>
+            <w:vAlign w:val="center"/>
+          </w:tcPr>
+          <w:p>
+            <w:pPr>
+              <w:spacing w:before="40" w:after="40"/>
+              <w:jc w:val="center"/>
+            </w:pPr>
+            <w:r/>
+            <w:r>
+              <w:rPr>
+                <w:rFonts w:ascii="Arial" w:hAnsi="Arial"/>
+                <w:b/>
+                <w:sz w:val="18"/>
+              </w:rPr>
+              <w:t>€/je Ex.</w:t>
+            </w:r>
+          </w:p>
+        </w:tc>
+        <w:tc>
+          <w:tcPr>
+            <w:tcW w:type="dxa" w:w="1247"/>
+            <w:vAlign w:val="center"/>
+          </w:tcPr>
+          <w:p>
+            <w:pPr>
+              <w:spacing w:before="40" w:after="40"/>
+              <w:jc w:val="center"/>
+            </w:pPr>
+            <w:r/>
+            <w:r>
+              <w:rPr>
+                <w:rFonts w:ascii="Arial" w:hAnsi="Arial"/>
+                <w:b/>
+                <w:sz w:val="18"/>
+              </w:rPr>
+              <w:t>VK {{JAHR}}</w:t>
+            </w:r>
+          </w:p>
+        </w:tc>
+        <w:tc>
+          <w:tcPr>
+            <w:tcW w:type="dxa" w:w="1304"/>
+            <w:vAlign w:val="center"/>
+          </w:tcPr>
+          <w:p>
+            <w:pPr>
+              <w:spacing w:before="40" w:after="40"/>
+              <w:jc w:val="center"/>
+            </w:pPr>
+            <w:r/>
+            <w:r>
+              <w:rPr>
+                <w:rFonts w:ascii="Arial" w:hAnsi="Arial"/>
+                <w:b/>
+                <w:sz w:val="18"/>
+              </w:rPr>
+              <w:t>Eigenkauf</w:t>
+            </w:r>
+          </w:p>
+        </w:tc>
+        <w:tc>
+          <w:tcPr>
+            <w:tcW w:type="dxa" w:w="1644"/>
+            <w:vAlign w:val="center"/>
+          </w:tcPr>
+          <w:p>
+            <w:pPr>
+              <w:spacing w:before="40" w:after="40"/>
+              <w:jc w:val="center"/>
+            </w:pPr>
+            <w:r/>
+            <w:r>
+              <w:rPr>
+                <w:rFonts w:ascii="Arial" w:hAnsi="Arial"/>
+                <w:b/>
+                <w:sz w:val="18"/>
+              </w:rPr>
+              <w:t>Vergütungs-Ex.</w:t>
+            </w:r>
+          </w:p>
+        </w:tc>
+        <w:tc>
+          <w:tcPr>
+            <w:tcW w:type="dxa" w:w="1701"/>
+            <w:vAlign w:val="center"/>
+          </w:tcPr>
+          <w:p>
+            <w:pPr>
+              <w:spacing w:before="40" w:after="40"/>
+              <w:jc w:val="center"/>
+            </w:pPr>
+            <w:r/>
+            <w:r>
+              <w:rPr>
+                <w:rFonts w:ascii="Arial" w:hAnsi="Arial"/>
+                <w:b/>
+                <w:sz w:val="18"/>
+              </w:rPr>
+              <w:t>Vergütungs-Art</w:t>
+            </w:r>
+          </w:p>
+        </w:tc>
+        <w:tc>
+          <w:tcPr>
+            <w:tcW w:type="dxa" w:w="1531"/>
+            <w:vAlign w:val="center"/>
+          </w:tcPr>
+          <w:p>
+            <w:pPr>
+              <w:spacing w:before="40" w:after="40"/>
+              <w:jc w:val="center"/>
+            </w:pPr>
+            <w:r/>
+            <w:r>
+              <w:rPr>
+                <w:rFonts w:ascii="Arial" w:hAnsi="Arial"/>
+                <w:b/>
+                <w:sz w:val="18"/>
+              </w:rPr>
+              <w:t>Betrag Netto</w:t>
+            </w:r>
+          </w:p>
+        </w:tc>
+        <w:tc>
+          <w:tcPr>
+            <w:tcW w:type="dxa" w:w="1247"/>
+            <w:vAlign w:val="center"/>
+          </w:tcPr>
+          <w:p>
+            <w:pPr>
+              <w:spacing w:before="40" w:after="40"/>
+              <w:jc w:val="center"/>
+            </w:pPr>
+            <w:r/>
+            <w:r>
+              <w:rPr>
+                <w:rFonts w:ascii="Arial" w:hAnsi="Arial"/>
+                <w:b/>
+                <w:sz w:val="18"/>
+              </w:rPr>
+              <w:t>MwSt. {{MWSTSATZ}}</w:t>
+            </w:r>
+          </w:p>
+        </w:tc>
+      </w:tr>
+      <w:tr>
+        <w:tc>
+          <w:tcPr>
+            <w:tcW w:type="dxa" w:w="4309"/>
+            <w:vAlign w:val="center"/>
+          </w:tcPr>
+          <w:p>
+            <w:pPr>
+              <w:spacing w:before="40" w:after="40"/>
+              <w:jc w:val="center"/>
+            </w:pPr>
+            <w:r/>
+            <w:r>
+              <w:rPr>
+                <w:rFonts w:ascii="Arial" w:hAnsi="Arial"/>
+                <w:b w:val="0"/>
+                <w:sz w:val="18"/>
+              </w:rPr>
+              <w:t>{{TITEL}}</w:t>
+            </w:r>
+          </w:p>
+        </w:tc>
+        <w:tc>
+          <w:tcPr>
+            <w:tcW w:type="dxa" w:w="1134"/>
+            <w:vAlign w:val="center"/>
+          </w:tcPr>
+          <w:p>
+            <w:pPr>
+              <w:spacing w:before="40" w:after="40"/>
+              <w:jc w:val="center"/>
+            </w:pPr>
+            <w:r/>
+            <w:r>
+              <w:rPr>
+                <w:rFonts w:ascii="Arial" w:hAnsi="Arial"/>
+                <w:b w:val="0"/>
+                <w:sz w:val="18"/>
+              </w:rPr>
+              <w:t>{{SATZ}}</w:t>
+            </w:r>
+          </w:p>
+        </w:tc>
+        <w:tc>
+          <w:tcPr>
+            <w:tcW w:type="dxa" w:w="1247"/>
+            <w:vAlign w:val="center"/>
+          </w:tcPr>
+          <w:p>
+            <w:pPr>
+              <w:spacing w:before="40" w:after="40"/>
+              <w:jc w:val="center"/>
+            </w:pPr>
+            <w:r/>
+            <w:r>
+              <w:rPr>
+                <w:rFonts w:ascii="Arial" w:hAnsi="Arial"/>
+                <w:b w:val="0"/>
+                <w:sz w:val="18"/>
+              </w:rPr>
+              <w:t>{{VK}}</w:t>
+            </w:r>
+          </w:p>
+        </w:tc>
+        <w:tc>
+          <w:tcPr>
+            <w:tcW w:type="dxa" w:w="1304"/>
+            <w:vAlign w:val="center"/>
+          </w:tcPr>
+          <w:p>
+            <w:pPr>
+              <w:spacing w:before="40" w:after="40"/>
+              <w:jc w:val="center"/>
+            </w:pPr>
+            <w:r/>
+            <w:r>
+              <w:rPr>
+                <w:rFonts w:ascii="Arial" w:hAnsi="Arial"/>
+                <w:b w:val="0"/>
+                <w:sz w:val="18"/>
+              </w:rPr>
+              <w:t>{{EIGENKAUF}}</w:t>
+            </w:r>
+          </w:p>
+        </w:tc>
+        <w:tc>
+          <w:tcPr>
+            <w:tcW w:type="dxa" w:w="1644"/>
+            <w:vAlign w:val="center"/>
+          </w:tcPr>
+          <w:p>
+            <w:pPr>
+              <w:spacing w:before="40" w:after="40"/>
+              <w:jc w:val="center"/>
+            </w:pPr>
+            <w:r/>
+            <w:r>
+              <w:rPr>
+                <w:rFonts w:ascii="Arial" w:hAnsi="Arial"/>
+                <w:b w:val="0"/>
+                <w:sz w:val="18"/>
+              </w:rPr>
+              <w:t>{{VERGEX}}</w:t>
+            </w:r>
+          </w:p>
+        </w:tc>
+        <w:tc>
+          <w:tcPr>
+            <w:tcW w:type="dxa" w:w="1701"/>
+            <w:vAlign w:val="center"/>
+          </w:tcPr>
+          <w:p>
+            <w:pPr>
+              <w:spacing w:before="40" w:after="40"/>
+              <w:jc w:val="center"/>
+            </w:pPr>
+            <w:r/>
+            <w:r>
+              <w:rPr>
+                <w:rFonts w:ascii="Arial" w:hAnsi="Arial"/>
+                <w:b w:val="0"/>
+                <w:sz w:val="18"/>
+              </w:rPr>
+              <w:t>{{ART}}</w:t>
+            </w:r>
+          </w:p>
+        </w:tc>
+        <w:tc>
+          <w:tcPr>
+            <w:tcW w:type="dxa" w:w="1531"/>
+            <w:vAlign w:val="center"/>
+          </w:tcPr>
+          <w:p>
+            <w:pPr>
+              <w:spacing w:before="40" w:after="40"/>
+              <w:jc w:val="right"/>
+            </w:pPr>
+            <w:r/>
+            <w:r>
+              <w:rPr>
+                <w:rFonts w:ascii="Arial" w:hAnsi="Arial"/>
+                <w:b w:val="0"/>
+                <w:sz w:val="18"/>
+              </w:rPr>
+              <w:t>{{NETTO}}</w:t>
+            </w:r>
+          </w:p>
+        </w:tc>
+        <w:tc>
+          <w:tcPr>
+            <w:tcW w:type="dxa" w:w="1247"/>
+            <w:vAlign w:val="center"/>
+          </w:tcPr>
+          <w:p>
+            <w:pPr>
+              <w:spacing w:before="40" w:after="40"/>
+              <w:jc w:val="right"/>
+            </w:pPr>
+            <w:r/>
+            <w:r>
+              <w:rPr>
+                <w:rFonts w:ascii="Arial" w:hAnsi="Arial"/>
+                <w:b w:val="0"/>
+                <w:sz w:val="18"/>
+              </w:rPr>
+              <w:t>{{MWST}}</w:t>
+            </w:r>
+          </w:p>
+        </w:tc>
+      </w:tr>
+    </w:tbl>
     <w:p>
       <w:pPr>
-        <w:spacing w:after="240"/>
+        <w:spacing w:after="360"/>
+      </w:pPr>
+      <w:r>
+        <w:rPr>
+          <w:rFonts w:ascii="Times New Roman" w:hAnsi="Times New Roman"/>
+          <w:b w:val="0"/>
+          <w:sz w:val="22"/>
+        </w:rPr>
+      </w:r>
+    </w:p>
+    <w:p>
+      <w:pPr>
+        <w:spacing w:after="0"/>
       </w:pPr>
       <w:r>
         <w:rPr>
@@ -181,279 +555,10 @@
         <w:t>verlag regionalkultur</w:t>
       </w:r>
     </w:p>
-    <w:tbl>
-      <w:tblPr>
-        <w:tblStyle w:val="TableGrid"/>
-        <w:tblW w:type="auto" w:w="0"/>
-        <w:tblLook w:firstColumn="1" w:firstRow="1" w:lastColumn="0" w:lastRow="0" w:noHBand="0" w:noVBand="1" w:val="04A0"/>
-      </w:tblPr>
-      <w:tblGrid>
-        <w:gridCol w:w="1892"/>
-        <w:gridCol w:w="1892"/>
-        <w:gridCol w:w="1892"/>
-        <w:gridCol w:w="1892"/>
-        <w:gridCol w:w="1892"/>
-        <w:gridCol w:w="1892"/>
-        <w:gridCol w:w="1892"/>
-        <w:gridCol w:w="1892"/>
-      </w:tblGrid>
-      <w:tr>
-        <w:tc>
-          <w:tcPr>
-            <w:tcW w:type="dxa" w:w="1892"/>
-          </w:tcPr>
-          <w:p>
-            <w:r/>
-            <w:r>
-              <w:rPr>
-                <w:rFonts w:ascii="Arial" w:hAnsi="Arial"/>
-                <w:b/>
-                <w:sz w:val="16"/>
-              </w:rPr>
-              <w:t>Titel</w:t>
-            </w:r>
-          </w:p>
-        </w:tc>
-        <w:tc>
-          <w:tcPr>
-            <w:tcW w:type="dxa" w:w="1892"/>
-          </w:tcPr>
-          <w:p>
-            <w:r/>
-            <w:r>
-              <w:rPr>
-                <w:rFonts w:ascii="Arial" w:hAnsi="Arial"/>
-                <w:b/>
-                <w:sz w:val="16"/>
-              </w:rPr>
-              <w:t>€/je Ex.</w:t>
-            </w:r>
-          </w:p>
-        </w:tc>
-        <w:tc>
-          <w:tcPr>
-            <w:tcW w:type="dxa" w:w="1892"/>
-          </w:tcPr>
-          <w:p>
-            <w:r/>
-            <w:r>
-              <w:rPr>
-                <w:rFonts w:ascii="Arial" w:hAnsi="Arial"/>
-                <w:b/>
-                <w:sz w:val="16"/>
-              </w:rPr>
-              <w:t>VK {{JAHR}}</w:t>
-            </w:r>
-          </w:p>
-        </w:tc>
-        <w:tc>
-          <w:tcPr>
-            <w:tcW w:type="dxa" w:w="1892"/>
-          </w:tcPr>
-          <w:p>
-            <w:r/>
-            <w:r>
-              <w:rPr>
-                <w:rFonts w:ascii="Arial" w:hAnsi="Arial"/>
-                <w:b/>
-                <w:sz w:val="16"/>
-              </w:rPr>
-              <w:t>Eigenkauf</w:t>
-            </w:r>
-          </w:p>
-        </w:tc>
-        <w:tc>
-          <w:tcPr>
-            <w:tcW w:type="dxa" w:w="1892"/>
-          </w:tcPr>
-          <w:p>
-            <w:r/>
-            <w:r>
-              <w:rPr>
-                <w:rFonts w:ascii="Arial" w:hAnsi="Arial"/>
-                <w:b/>
-                <w:sz w:val="16"/>
-              </w:rPr>
-              <w:t>Vergütungs-Ex.</w:t>
-            </w:r>
-          </w:p>
-        </w:tc>
-        <w:tc>
-          <w:tcPr>
-            <w:tcW w:type="dxa" w:w="1892"/>
-          </w:tcPr>
-          <w:p>
-            <w:r/>
-            <w:r>
-              <w:rPr>
-                <w:rFonts w:ascii="Arial" w:hAnsi="Arial"/>
-                <w:b/>
-                <w:sz w:val="16"/>
-              </w:rPr>
-              <w:t>Vergütungs-Art</w:t>
-            </w:r>
-          </w:p>
-        </w:tc>
-        <w:tc>
-          <w:tcPr>
-            <w:tcW w:type="dxa" w:w="1892"/>
-          </w:tcPr>
-          <w:p>
-            <w:r/>
-            <w:r>
-              <w:rPr>
-                <w:rFonts w:ascii="Arial" w:hAnsi="Arial"/>
-                <w:b/>
-                <w:sz w:val="16"/>
-              </w:rPr>
-              <w:t>Betrag Netto</w:t>
-            </w:r>
-          </w:p>
-        </w:tc>
-        <w:tc>
-          <w:tcPr>
-            <w:tcW w:type="dxa" w:w="1892"/>
-          </w:tcPr>
-          <w:p>
-            <w:r/>
-            <w:r>
-              <w:rPr>
-                <w:rFonts w:ascii="Arial" w:hAnsi="Arial"/>
-                <w:b/>
-                <w:sz w:val="16"/>
-              </w:rPr>
-              <w:t>MwSt. {{MWSTSATZ}}</w:t>
-            </w:r>
-          </w:p>
-        </w:tc>
-      </w:tr>
-      <w:tr>
-        <w:tc>
-          <w:tcPr>
-            <w:tcW w:type="dxa" w:w="1892"/>
-          </w:tcPr>
-          <w:p>
-            <w:r/>
-            <w:r>
-              <w:rPr>
-                <w:rFonts w:ascii="Arial" w:hAnsi="Arial"/>
-                <w:sz w:val="16"/>
-              </w:rPr>
-              <w:t>{{TITEL}}</w:t>
-            </w:r>
-          </w:p>
-        </w:tc>
-        <w:tc>
-          <w:tcPr>
-            <w:tcW w:type="dxa" w:w="1892"/>
-          </w:tcPr>
-          <w:p>
-            <w:r/>
-            <w:r>
-              <w:rPr>
-                <w:rFonts w:ascii="Arial" w:hAnsi="Arial"/>
-                <w:sz w:val="16"/>
-              </w:rPr>
-              <w:t>{{SATZ}}</w:t>
-            </w:r>
-          </w:p>
-        </w:tc>
-        <w:tc>
-          <w:tcPr>
-            <w:tcW w:type="dxa" w:w="1892"/>
-          </w:tcPr>
-          <w:p>
-            <w:r/>
-            <w:r>
-              <w:rPr>
-                <w:rFonts w:ascii="Arial" w:hAnsi="Arial"/>
-                <w:sz w:val="16"/>
-              </w:rPr>
-              <w:t>{{VK}}</w:t>
-            </w:r>
-          </w:p>
-        </w:tc>
-        <w:tc>
-          <w:tcPr>
-            <w:tcW w:type="dxa" w:w="1892"/>
-          </w:tcPr>
-          <w:p>
-            <w:r/>
-            <w:r>
-              <w:rPr>
-                <w:rFonts w:ascii="Arial" w:hAnsi="Arial"/>
-                <w:sz w:val="16"/>
-              </w:rPr>
-              <w:t>{{EIGENKAUF}}</w:t>
-            </w:r>
-          </w:p>
-        </w:tc>
-        <w:tc>
-          <w:tcPr>
-            <w:tcW w:type="dxa" w:w="1892"/>
-          </w:tcPr>
-          <w:p>
-            <w:r/>
-            <w:r>
-              <w:rPr>
-                <w:rFonts w:ascii="Arial" w:hAnsi="Arial"/>
-                <w:sz w:val="16"/>
-              </w:rPr>
-              <w:t>{{VERGEX}}</w:t>
-            </w:r>
-          </w:p>
-        </w:tc>
-        <w:tc>
-          <w:tcPr>
-            <w:tcW w:type="dxa" w:w="1892"/>
-          </w:tcPr>
-          <w:p>
-            <w:r/>
-            <w:r>
-              <w:rPr>
-                <w:rFonts w:ascii="Arial" w:hAnsi="Arial"/>
-                <w:sz w:val="16"/>
-              </w:rPr>
-              <w:t>{{ART}}</w:t>
-            </w:r>
-          </w:p>
-        </w:tc>
-        <w:tc>
-          <w:tcPr>
-            <w:tcW w:type="dxa" w:w="1892"/>
-          </w:tcPr>
-          <w:p>
-            <w:r/>
-            <w:r>
-              <w:rPr>
-                <w:rFonts w:ascii="Arial" w:hAnsi="Arial"/>
-                <w:sz w:val="16"/>
-              </w:rPr>
-              <w:t>{{NETTO}}</w:t>
-            </w:r>
-          </w:p>
-        </w:tc>
-        <w:tc>
-          <w:tcPr>
-            <w:tcW w:type="dxa" w:w="1892"/>
-          </w:tcPr>
-          <w:p>
-            <w:r/>
-            <w:r>
-              <w:rPr>
-                <w:rFonts w:ascii="Arial" w:hAnsi="Arial"/>
-                <w:sz w:val="16"/>
-              </w:rPr>
-              <w:t>{{MWST}}</w:t>
-            </w:r>
-          </w:p>
-        </w:tc>
-      </w:tr>
-    </w:tbl>
     <w:sectPr>
       <w:footerReference w:type="default" r:id="rId10"/>
       <w:pgSz w:w="16838" w:h="11906" w:orient="landscape"/>
-      <w:pgMar w:top="850" w:right="850" w:bottom="850" w:left="850" w:header="720" w:footer="720" w:gutter="0"/>
+      <w:pgMar w:top="1701" w:right="850" w:bottom="850" w:left="850" w:header="720" w:footer="720" w:gutter="0"/>
       <w:cols w:space="720"/>
       <w:docGrid w:linePitch="360"/>
     </w:sectPr>
@@ -471,19 +576,26 @@
   </w:p>
   <w:tbl>
     <w:tblPr>
-      <w:tblW w:type="auto" w:w="0"/>
+      <w:tblLayout w:type="fixed"/>
       <w:tblLook w:firstColumn="1" w:firstRow="1" w:lastColumn="0" w:lastRow="0" w:noHBand="0" w:noVBand="1" w:val="04A0"/>
+      <w:tblW w:type="dxa" w:w="9467"/>
+      <w:tblCellMar>
+        <w:top w:w="30" w:type="dxa"/>
+        <w:left w:w="30" w:type="dxa"/>
+        <w:bottom w:w="30" w:type="dxa"/>
+        <w:right w:w="30" w:type="dxa"/>
+      </w:tblCellMar>
     </w:tblPr>
     <w:tblGrid>
-      <w:gridCol w:w="2268"/>
-      <w:gridCol w:w="2268"/>
-      <w:gridCol w:w="2268"/>
-      <w:gridCol w:w="2268"/>
+      <w:gridCol w:w="2551"/>
+      <w:gridCol w:w="2494"/>
+      <w:gridCol w:w="2494"/>
+      <w:gridCol w:w="1928"/>
     </w:tblGrid>
     <w:tr>
       <w:tc>
         <w:tcPr>
-          <w:tcW w:type="dxa" w:w="2268"/>
+          <w:tcW w:type="dxa" w:w="2551"/>
         </w:tcPr>
         <w:p>
           <w:pPr>
@@ -493,7 +605,7 @@
           <w:r>
             <w:rPr>
               <w:rFonts w:ascii="Arial" w:hAnsi="Arial"/>
-              <w:sz w:val="13"/>
+              <w:sz w:val="12"/>
             </w:rPr>
             <w:t>Verlag Regionalkultur GmbH &amp; Co. KG</w:t>
           </w:r>
@@ -501,7 +613,7 @@
       </w:tc>
       <w:tc>
         <w:tcPr>
-          <w:tcW w:type="dxa" w:w="2268"/>
+          <w:tcW w:type="dxa" w:w="2494"/>
         </w:tcPr>
         <w:p>
           <w:pPr>
@@ -511,7 +623,7 @@
           <w:r>
             <w:rPr>
               <w:rFonts w:ascii="Arial" w:hAnsi="Arial"/>
-              <w:sz w:val="13"/>
+              <w:sz w:val="12"/>
             </w:rPr>
             <w:t>Verlag Regionalkultur Verwaltungs GmbH (Komplementärin)</w:t>
           </w:r>
@@ -519,7 +631,7 @@
       </w:tc>
       <w:tc>
         <w:tcPr>
-          <w:tcW w:type="dxa" w:w="2268"/>
+          <w:tcW w:type="dxa" w:w="2494"/>
         </w:tcPr>
         <w:p>
           <w:pPr>
@@ -529,7 +641,7 @@
           <w:r>
             <w:rPr>
               <w:rFonts w:ascii="Arial" w:hAnsi="Arial"/>
-              <w:sz w:val="13"/>
+              <w:sz w:val="12"/>
             </w:rPr>
             <w:t>Bankverbindungen:</w:t>
           </w:r>
@@ -537,7 +649,7 @@
       </w:tc>
       <w:tc>
         <w:tcPr>
-          <w:tcW w:type="dxa" w:w="2268"/>
+          <w:tcW w:type="dxa" w:w="1928"/>
         </w:tcPr>
         <w:p>
           <w:pPr>
@@ -547,7 +659,7 @@
           <w:r>
             <w:rPr>
               <w:rFonts w:ascii="Arial" w:hAnsi="Arial"/>
-              <w:sz w:val="13"/>
+              <w:sz w:val="12"/>
             </w:rPr>
             <w:t>USt.-Id-Nr.: DE334279458</w:t>
           </w:r>
@@ -557,7 +669,7 @@
     <w:tr>
       <w:tc>
         <w:tcPr>
-          <w:tcW w:type="dxa" w:w="2268"/>
+          <w:tcW w:type="dxa" w:w="2551"/>
         </w:tcPr>
         <w:p>
           <w:pPr>
@@ -567,7 +679,7 @@
           <w:r>
             <w:rPr>
               <w:rFonts w:ascii="Arial" w:hAnsi="Arial"/>
-              <w:sz w:val="13"/>
+              <w:sz w:val="12"/>
             </w:rPr>
             <w:t>Bahnhofstr. 2 • 76698 Ubstadt-Weiher</w:t>
           </w:r>
@@ -575,7 +687,7 @@
       </w:tc>
       <w:tc>
         <w:tcPr>
-          <w:tcW w:type="dxa" w:w="2268"/>
+          <w:tcW w:type="dxa" w:w="2494"/>
         </w:tcPr>
         <w:p>
           <w:pPr>
@@ -585,7 +697,7 @@
           <w:r>
             <w:rPr>
               <w:rFonts w:ascii="Arial" w:hAnsi="Arial"/>
-              <w:sz w:val="13"/>
+              <w:sz w:val="12"/>
             </w:rPr>
             <w:t>Bahnhofstr. 2 • 76698 Ubstadt-Weiher</w:t>
           </w:r>
@@ -593,7 +705,7 @@
       </w:tc>
       <w:tc>
         <w:tcPr>
-          <w:tcW w:type="dxa" w:w="2268"/>
+          <w:tcW w:type="dxa" w:w="2494"/>
         </w:tcPr>
         <w:p>
           <w:pPr>
@@ -603,7 +715,7 @@
           <w:r>
             <w:rPr>
               <w:rFonts w:ascii="Arial" w:hAnsi="Arial"/>
-              <w:sz w:val="13"/>
+              <w:sz w:val="12"/>
             </w:rPr>
             <w:t>Postbank Karlsruhe</w:t>
           </w:r>
@@ -611,7 +723,7 @@
       </w:tc>
       <w:tc>
         <w:tcPr>
-          <w:tcW w:type="dxa" w:w="2268"/>
+          <w:tcW w:type="dxa" w:w="1928"/>
         </w:tcPr>
         <w:p>
           <w:pPr>
@@ -621,7 +733,7 @@
           <w:r>
             <w:rPr>
               <w:rFonts w:ascii="Arial" w:hAnsi="Arial"/>
-              <w:sz w:val="13"/>
+              <w:sz w:val="12"/>
             </w:rPr>
             <w:t>Gerichtsstand Bruchsal</w:t>
           </w:r>
@@ -631,7 +743,7 @@
     <w:tr>
       <w:tc>
         <w:tcPr>
-          <w:tcW w:type="dxa" w:w="2268"/>
+          <w:tcW w:type="dxa" w:w="2551"/>
         </w:tcPr>
         <w:p>
           <w:pPr>
@@ -641,7 +753,7 @@
           <w:r>
             <w:rPr>
               <w:rFonts w:ascii="Arial" w:hAnsi="Arial"/>
-              <w:sz w:val="13"/>
+              <w:sz w:val="12"/>
             </w:rPr>
             <w:t>Sitz der Gesellschaft Ubstadt-Weiher</w:t>
           </w:r>
@@ -649,7 +761,7 @@
       </w:tc>
       <w:tc>
         <w:tcPr>
-          <w:tcW w:type="dxa" w:w="2268"/>
+          <w:tcW w:type="dxa" w:w="2494"/>
         </w:tcPr>
         <w:p>
           <w:pPr>
@@ -659,7 +771,7 @@
           <w:r>
             <w:rPr>
               <w:rFonts w:ascii="Arial" w:hAnsi="Arial"/>
-              <w:sz w:val="13"/>
+              <w:sz w:val="12"/>
             </w:rPr>
             <w:t>Sitz der Gesellschaft Ubstadt-Weiher</w:t>
           </w:r>
@@ -667,7 +779,7 @@
       </w:tc>
       <w:tc>
         <w:tcPr>
-          <w:tcW w:type="dxa" w:w="2268"/>
+          <w:tcW w:type="dxa" w:w="2494"/>
         </w:tcPr>
         <w:p>
           <w:pPr>
@@ -677,7 +789,7 @@
           <w:r>
             <w:rPr>
               <w:rFonts w:ascii="Arial" w:hAnsi="Arial"/>
-              <w:sz w:val="13"/>
+              <w:sz w:val="12"/>
             </w:rPr>
             <w:t>IBAN: DE91 6601 0075 0199 4437 54</w:t>
           </w:r>
@@ -685,7 +797,7 @@
       </w:tc>
       <w:tc>
         <w:tcPr>
-          <w:tcW w:type="dxa" w:w="2268"/>
+          <w:tcW w:type="dxa" w:w="1928"/>
         </w:tcPr>
         <w:p>
           <w:pPr>
@@ -695,7 +807,7 @@
           <w:r>
             <w:rPr>
               <w:rFonts w:ascii="Arial" w:hAnsi="Arial"/>
-              <w:sz w:val="13"/>
+              <w:sz w:val="12"/>
             </w:rPr>
           </w:r>
         </w:p>
@@ -704,7 +816,7 @@
     <w:tr>
       <w:tc>
         <w:tcPr>
-          <w:tcW w:type="dxa" w:w="2268"/>
+          <w:tcW w:type="dxa" w:w="2551"/>
         </w:tcPr>
         <w:p>
           <w:pPr>
@@ -714,7 +826,7 @@
           <w:r>
             <w:rPr>
               <w:rFonts w:ascii="Arial" w:hAnsi="Arial"/>
-              <w:sz w:val="13"/>
+              <w:sz w:val="12"/>
             </w:rPr>
             <w:t>Handelsregister Amtsgericht Mannheim A 709462</w:t>
           </w:r>
@@ -722,7 +834,7 @@
       </w:tc>
       <w:tc>
         <w:tcPr>
-          <w:tcW w:type="dxa" w:w="2268"/>
+          <w:tcW w:type="dxa" w:w="2494"/>
         </w:tcPr>
         <w:p>
           <w:pPr>
@@ -732,7 +844,7 @@
           <w:r>
             <w:rPr>
               <w:rFonts w:ascii="Arial" w:hAnsi="Arial"/>
-              <w:sz w:val="13"/>
+              <w:sz w:val="12"/>
             </w:rPr>
             <w:t>Amtsgericht Mannheim HRB 736977</w:t>
           </w:r>
@@ -740,7 +852,7 @@
       </w:tc>
       <w:tc>
         <w:tcPr>
-          <w:tcW w:type="dxa" w:w="2268"/>
+          <w:tcW w:type="dxa" w:w="2494"/>
         </w:tcPr>
         <w:p>
           <w:pPr>
@@ -750,7 +862,7 @@
           <w:r>
             <w:rPr>
               <w:rFonts w:ascii="Arial" w:hAnsi="Arial"/>
-              <w:sz w:val="13"/>
+              <w:sz w:val="12"/>
             </w:rPr>
             <w:t>BIC: PBNKDEFF</w:t>
           </w:r>
@@ -758,7 +870,7 @@
       </w:tc>
       <w:tc>
         <w:tcPr>
-          <w:tcW w:type="dxa" w:w="2268"/>
+          <w:tcW w:type="dxa" w:w="1928"/>
         </w:tcPr>
         <w:p>
           <w:pPr>
@@ -768,7 +880,7 @@
           <w:r>
             <w:rPr>
               <w:rFonts w:ascii="Arial" w:hAnsi="Arial"/>
-              <w:sz w:val="13"/>
+              <w:sz w:val="12"/>
             </w:rPr>
           </w:r>
         </w:p>
@@ -777,7 +889,7 @@
     <w:tr>
       <w:tc>
         <w:tcPr>
-          <w:tcW w:type="dxa" w:w="2268"/>
+          <w:tcW w:type="dxa" w:w="2551"/>
         </w:tcPr>
         <w:p>
           <w:pPr>
@@ -787,14 +899,14 @@
           <w:r>
             <w:rPr>
               <w:rFonts w:ascii="Arial" w:hAnsi="Arial"/>
-              <w:sz w:val="13"/>
+              <w:sz w:val="12"/>
             </w:rPr>
           </w:r>
         </w:p>
       </w:tc>
       <w:tc>
         <w:tcPr>
-          <w:tcW w:type="dxa" w:w="2268"/>
+          <w:tcW w:type="dxa" w:w="2494"/>
         </w:tcPr>
         <w:p>
           <w:pPr>
@@ -804,14 +916,14 @@
           <w:r>
             <w:rPr>
               <w:rFonts w:ascii="Arial" w:hAnsi="Arial"/>
-              <w:sz w:val="13"/>
+              <w:sz w:val="12"/>
             </w:rPr>
           </w:r>
         </w:p>
       </w:tc>
       <w:tc>
         <w:tcPr>
-          <w:tcW w:type="dxa" w:w="2268"/>
+          <w:tcW w:type="dxa" w:w="2494"/>
         </w:tcPr>
         <w:p>
           <w:pPr>
@@ -821,14 +933,14 @@
           <w:r>
             <w:rPr>
               <w:rFonts w:ascii="Arial" w:hAnsi="Arial"/>
-              <w:sz w:val="13"/>
+              <w:sz w:val="12"/>
             </w:rPr>
           </w:r>
         </w:p>
       </w:tc>
       <w:tc>
         <w:tcPr>
-          <w:tcW w:type="dxa" w:w="2268"/>
+          <w:tcW w:type="dxa" w:w="1928"/>
         </w:tcPr>
         <w:p>
           <w:pPr>
@@ -838,7 +950,7 @@
           <w:r>
             <w:rPr>
               <w:rFonts w:ascii="Arial" w:hAnsi="Arial"/>
-              <w:sz w:val="13"/>
+              <w:sz w:val="12"/>
             </w:rPr>
           </w:r>
         </w:p>
@@ -847,7 +959,7 @@
     <w:tr>
       <w:tc>
         <w:tcPr>
-          <w:tcW w:type="dxa" w:w="2268"/>
+          <w:tcW w:type="dxa" w:w="2551"/>
         </w:tcPr>
         <w:p>
           <w:pPr>
@@ -857,7 +969,7 @@
           <w:r>
             <w:rPr>
               <w:rFonts w:ascii="Arial" w:hAnsi="Arial"/>
-              <w:sz w:val="13"/>
+              <w:sz w:val="12"/>
             </w:rPr>
             <w:t>Geschäftsführer:</w:t>
           </w:r>
@@ -865,7 +977,7 @@
       </w:tc>
       <w:tc>
         <w:tcPr>
-          <w:tcW w:type="dxa" w:w="2268"/>
+          <w:tcW w:type="dxa" w:w="2494"/>
         </w:tcPr>
         <w:p>
           <w:pPr>
@@ -875,14 +987,14 @@
           <w:r>
             <w:rPr>
               <w:rFonts w:ascii="Arial" w:hAnsi="Arial"/>
-              <w:sz w:val="13"/>
+              <w:sz w:val="12"/>
             </w:rPr>
           </w:r>
         </w:p>
       </w:tc>
       <w:tc>
         <w:tcPr>
-          <w:tcW w:type="dxa" w:w="2268"/>
+          <w:tcW w:type="dxa" w:w="2494"/>
         </w:tcPr>
         <w:p>
           <w:pPr>
@@ -892,7 +1004,7 @@
           <w:r>
             <w:rPr>
               <w:rFonts w:ascii="Arial" w:hAnsi="Arial"/>
-              <w:sz w:val="13"/>
+              <w:sz w:val="12"/>
             </w:rPr>
             <w:t>Sparkasse Kraichgau</w:t>
           </w:r>
@@ -900,7 +1012,7 @@
       </w:tc>
       <w:tc>
         <w:tcPr>
-          <w:tcW w:type="dxa" w:w="2268"/>
+          <w:tcW w:type="dxa" w:w="1928"/>
         </w:tcPr>
         <w:p>
           <w:pPr>
@@ -910,7 +1022,7 @@
           <w:r>
             <w:rPr>
               <w:rFonts w:ascii="Arial" w:hAnsi="Arial"/>
-              <w:sz w:val="13"/>
+              <w:sz w:val="12"/>
             </w:rPr>
           </w:r>
         </w:p>
@@ -919,7 +1031,7 @@
     <w:tr>
       <w:tc>
         <w:tcPr>
-          <w:tcW w:type="dxa" w:w="2268"/>
+          <w:tcW w:type="dxa" w:w="2551"/>
         </w:tcPr>
         <w:p>
           <w:pPr>
@@ -929,7 +1041,7 @@
           <w:r>
             <w:rPr>
               <w:rFonts w:ascii="Arial" w:hAnsi="Arial"/>
-              <w:sz w:val="13"/>
+              <w:sz w:val="12"/>
             </w:rPr>
             <w:t>Reiner Schmidt, Andrea Sitzler</w:t>
           </w:r>
@@ -937,7 +1049,7 @@
       </w:tc>
       <w:tc>
         <w:tcPr>
-          <w:tcW w:type="dxa" w:w="2268"/>
+          <w:tcW w:type="dxa" w:w="2494"/>
         </w:tcPr>
         <w:p>
           <w:pPr>
@@ -947,14 +1059,14 @@
           <w:r>
             <w:rPr>
               <w:rFonts w:ascii="Arial" w:hAnsi="Arial"/>
-              <w:sz w:val="13"/>
+              <w:sz w:val="12"/>
             </w:rPr>
           </w:r>
         </w:p>
       </w:tc>
       <w:tc>
         <w:tcPr>
-          <w:tcW w:type="dxa" w:w="2268"/>
+          <w:tcW w:type="dxa" w:w="2494"/>
         </w:tcPr>
         <w:p>
           <w:pPr>
@@ -964,7 +1076,7 @@
           <w:r>
             <w:rPr>
               <w:rFonts w:ascii="Arial" w:hAnsi="Arial"/>
-              <w:sz w:val="13"/>
+              <w:sz w:val="12"/>
             </w:rPr>
             <w:t>IBAN: DE87 6635 0036 0000 7090 74</w:t>
           </w:r>
@@ -972,7 +1084,7 @@
       </w:tc>
       <w:tc>
         <w:tcPr>
-          <w:tcW w:type="dxa" w:w="2268"/>
+          <w:tcW w:type="dxa" w:w="1928"/>
         </w:tcPr>
         <w:p>
           <w:pPr>
@@ -982,7 +1094,7 @@
           <w:r>
             <w:rPr>
               <w:rFonts w:ascii="Arial" w:hAnsi="Arial"/>
-              <w:sz w:val="13"/>
+              <w:sz w:val="12"/>
             </w:rPr>
             <w:t>BIC: BRUSDE66XXX</w:t>
           </w:r>
